--- a/Nuclear_Fuel_Performance/NE533_Spring2026/Module2/Exam2.docx
+++ b/Nuclear_Fuel_Performance/NE533_Spring2026/Module2/Exam2.docx
@@ -51,13 +51,6 @@
         <w:pBdr>
           <w:bottom w:val="single" w:sz="6" w:space="1" w:color="auto"/>
         </w:pBdr>
-        <w:rPr>
-          <w:rFonts w:ascii="Times New Roman" w:hAnsi="Times New Roman" w:cs="Times New Roman"/>
-        </w:rPr>
-      </w:pPr>
-    </w:p>
-    <w:p>
-      <w:pPr>
         <w:rPr>
           <w:rFonts w:ascii="Times New Roman" w:hAnsi="Times New Roman" w:cs="Times New Roman"/>
         </w:rPr>
@@ -94,7 +87,7 @@
         <w:rPr>
           <w:rFonts w:ascii="Times New Roman" w:hAnsi="Times New Roman" w:cs="Times New Roman"/>
         </w:rPr>
-        <w:t>2</w:t>
+        <w:t>0</w:t>
       </w:r>
       <w:r>
         <w:rPr>
@@ -410,13 +403,7 @@
         <w:rPr>
           <w:rFonts w:ascii="Times New Roman" w:hAnsi="Times New Roman" w:cs="Times New Roman"/>
         </w:rPr>
-        <w:t>5</w:t>
-      </w:r>
-      <w:r>
-        <w:rPr>
-          <w:rFonts w:ascii="Times New Roman" w:hAnsi="Times New Roman" w:cs="Times New Roman"/>
-        </w:rPr>
-        <w:t>5</w:t>
+        <w:t>15</w:t>
       </w:r>
       <w:r>
         <w:rPr>
@@ -1196,6 +1183,210 @@
     <w:p>
       <w:pPr>
         <w:pStyle w:val="ListParagraph"/>
+        <w:rPr>
+          <w:rFonts w:ascii="Times New Roman" w:hAnsi="Times New Roman" w:cs="Times New Roman"/>
+        </w:rPr>
+      </w:pPr>
+    </w:p>
+    <w:p>
+      <w:pPr>
+        <w:pStyle w:val="ListParagraph"/>
+        <w:numPr>
+          <w:ilvl w:val="0"/>
+          <w:numId w:val="11"/>
+        </w:numPr>
+        <w:rPr>
+          <w:rFonts w:ascii="Times New Roman" w:hAnsi="Times New Roman" w:cs="Times New Roman"/>
+        </w:rPr>
+      </w:pPr>
+      <w:r>
+        <w:rPr>
+          <w:rFonts w:ascii="Times New Roman" w:hAnsi="Times New Roman" w:cs="Times New Roman"/>
+        </w:rPr>
+        <w:t>(</w:t>
+      </w:r>
+      <w:r>
+        <w:rPr>
+          <w:rFonts w:ascii="Times New Roman" w:hAnsi="Times New Roman" w:cs="Times New Roman"/>
+        </w:rPr>
+        <w:t>6</w:t>
+      </w:r>
+      <w:r>
+        <w:rPr>
+          <w:rFonts w:ascii="Times New Roman" w:hAnsi="Times New Roman" w:cs="Times New Roman"/>
+        </w:rPr>
+        <w:t xml:space="preserve"> pts)</w:t>
+      </w:r>
+      <w:r>
+        <w:rPr>
+          <w:rFonts w:ascii="Times New Roman" w:hAnsi="Times New Roman" w:cs="Times New Roman"/>
+        </w:rPr>
+        <w:t xml:space="preserve"> </w:t>
+      </w:r>
+      <w:r>
+        <w:rPr>
+          <w:rFonts w:ascii="Times New Roman" w:hAnsi="Times New Roman" w:cs="Times New Roman"/>
+        </w:rPr>
+        <w:t xml:space="preserve">Determine the </w:t>
+      </w:r>
+      <w:r>
+        <w:rPr>
+          <w:rFonts w:ascii="Times New Roman" w:hAnsi="Times New Roman" w:cs="Times New Roman"/>
+        </w:rPr>
+        <w:t>densification. F</w:t>
+      </w:r>
+      <w:r>
+        <w:rPr>
+          <w:rFonts w:ascii="Times New Roman" w:hAnsi="Times New Roman" w:cs="Times New Roman"/>
+        </w:rPr>
+        <w:t xml:space="preserve">ission rate = </w:t>
+      </w:r>
+      <w:r>
+        <w:rPr>
+          <w:rFonts w:ascii="Times New Roman" w:hAnsi="Times New Roman" w:cs="Times New Roman"/>
+        </w:rPr>
+        <w:t>6</w:t>
+      </w:r>
+      <w:r>
+        <w:rPr>
+          <w:rFonts w:ascii="Times New Roman" w:hAnsi="Times New Roman" w:cs="Times New Roman"/>
+        </w:rPr>
+        <w:t>x10</w:t>
+      </w:r>
+      <w:r>
+        <w:rPr>
+          <w:rFonts w:ascii="Times New Roman" w:hAnsi="Times New Roman" w:cs="Times New Roman"/>
+          <w:vertAlign w:val="superscript"/>
+        </w:rPr>
+        <w:t>1</w:t>
+      </w:r>
+      <w:r>
+        <w:rPr>
+          <w:rFonts w:ascii="Times New Roman" w:hAnsi="Times New Roman" w:cs="Times New Roman"/>
+          <w:vertAlign w:val="superscript"/>
+        </w:rPr>
+        <w:t>3</w:t>
+      </w:r>
+      <w:r>
+        <w:rPr>
+          <w:rFonts w:ascii="Times New Roman" w:hAnsi="Times New Roman" w:cs="Times New Roman"/>
+        </w:rPr>
+        <w:t xml:space="preserve"> fiss/cm</w:t>
+      </w:r>
+      <w:r>
+        <w:rPr>
+          <w:rFonts w:ascii="Times New Roman" w:hAnsi="Times New Roman" w:cs="Times New Roman"/>
+          <w:vertAlign w:val="superscript"/>
+        </w:rPr>
+        <w:t>3</w:t>
+      </w:r>
+      <w:r>
+        <w:rPr>
+          <w:rFonts w:ascii="Times New Roman" w:hAnsi="Times New Roman" w:cs="Times New Roman"/>
+        </w:rPr>
+        <w:t xml:space="preserve">-s, </w:t>
+      </w:r>
+      <w:r>
+        <w:sym w:font="Symbol" w:char="F044"/>
+      </w:r>
+      <w:r>
+        <w:sym w:font="Symbol" w:char="F072"/>
+      </w:r>
+      <w:r>
+        <w:rPr>
+          <w:rFonts w:ascii="Times New Roman" w:hAnsi="Times New Roman" w:cs="Times New Roman"/>
+          <w:vertAlign w:val="subscript"/>
+        </w:rPr>
+        <w:t>0</w:t>
+      </w:r>
+      <w:r>
+        <w:rPr>
+          <w:rFonts w:ascii="Times New Roman" w:hAnsi="Times New Roman" w:cs="Times New Roman"/>
+        </w:rPr>
+        <w:t>=0.01</w:t>
+      </w:r>
+      <w:r>
+        <w:rPr>
+          <w:rFonts w:ascii="Times New Roman" w:hAnsi="Times New Roman" w:cs="Times New Roman"/>
+        </w:rPr>
+        <w:t>5</w:t>
+      </w:r>
+      <w:r>
+        <w:rPr>
+          <w:rFonts w:ascii="Times New Roman" w:hAnsi="Times New Roman" w:cs="Times New Roman"/>
+        </w:rPr>
+        <w:t>, B</w:t>
+      </w:r>
+      <w:r>
+        <w:rPr>
+          <w:rFonts w:ascii="Times New Roman" w:hAnsi="Times New Roman" w:cs="Times New Roman"/>
+          <w:vertAlign w:val="subscript"/>
+        </w:rPr>
+        <w:t>D</w:t>
+      </w:r>
+      <w:r>
+        <w:rPr>
+          <w:rFonts w:ascii="Times New Roman" w:hAnsi="Times New Roman" w:cs="Times New Roman"/>
+        </w:rPr>
+        <w:t>=5 MWD/</w:t>
+      </w:r>
+      <w:proofErr w:type="spellStart"/>
+      <w:r>
+        <w:rPr>
+          <w:rFonts w:ascii="Times New Roman" w:hAnsi="Times New Roman" w:cs="Times New Roman"/>
+        </w:rPr>
+        <w:t>kgU</w:t>
+      </w:r>
+      <w:proofErr w:type="spellEnd"/>
+      <w:r>
+        <w:rPr>
+          <w:rFonts w:ascii="Times New Roman" w:hAnsi="Times New Roman" w:cs="Times New Roman"/>
+        </w:rPr>
+        <w:t xml:space="preserve">, </w:t>
+      </w:r>
+      <w:r>
+        <w:sym w:font="Symbol" w:char="F072"/>
+      </w:r>
+      <w:r>
+        <w:rPr>
+          <w:rFonts w:ascii="Times New Roman" w:hAnsi="Times New Roman" w:cs="Times New Roman"/>
+        </w:rPr>
+        <w:t>(UO2)</w:t>
+      </w:r>
+      <w:r>
+        <w:rPr>
+          <w:rFonts w:ascii="Times New Roman" w:hAnsi="Times New Roman" w:cs="Times New Roman"/>
+        </w:rPr>
+        <w:t xml:space="preserve"> =</w:t>
+      </w:r>
+      <w:r>
+        <w:rPr>
+          <w:rFonts w:ascii="Times New Roman" w:hAnsi="Times New Roman" w:cs="Times New Roman"/>
+        </w:rPr>
+        <w:t>10.97 g/cc, t=</w:t>
+      </w:r>
+      <w:r>
+        <w:rPr>
+          <w:rFonts w:ascii="Times New Roman" w:hAnsi="Times New Roman" w:cs="Times New Roman"/>
+        </w:rPr>
+        <w:t>1</w:t>
+      </w:r>
+      <w:r>
+        <w:rPr>
+          <w:rFonts w:ascii="Times New Roman" w:hAnsi="Times New Roman" w:cs="Times New Roman"/>
+        </w:rPr>
+        <w:t>0</w:t>
+      </w:r>
+      <w:r>
+        <w:rPr>
+          <w:rFonts w:ascii="Times New Roman" w:hAnsi="Times New Roman" w:cs="Times New Roman"/>
+        </w:rPr>
+        <w:t xml:space="preserve">0 days. </w:t>
+      </w:r>
+    </w:p>
+    <w:p>
+      <w:pPr>
+        <w:pStyle w:val="ListParagraph"/>
         <w:autoSpaceDE w:val="0"/>
         <w:autoSpaceDN w:val="0"/>
         <w:adjustRightInd w:val="0"/>
@@ -1228,13 +1419,31 @@
         <w:rPr>
           <w:rFonts w:ascii="Times New Roman" w:hAnsi="Times New Roman" w:cs="Times New Roman"/>
         </w:rPr>
-        <w:t>6</w:t>
-      </w:r>
-      <w:r>
-        <w:rPr>
-          <w:rFonts w:ascii="Times New Roman" w:hAnsi="Times New Roman" w:cs="Times New Roman"/>
-        </w:rPr>
-        <w:t xml:space="preserve"> pts) What is the difference between elasticity and plasticity?</w:t>
+        <w:t>5</w:t>
+      </w:r>
+      <w:r>
+        <w:rPr>
+          <w:rFonts w:ascii="Times New Roman" w:hAnsi="Times New Roman" w:cs="Times New Roman"/>
+        </w:rPr>
+        <w:t xml:space="preserve"> pts) </w:t>
+      </w:r>
+      <w:r>
+        <w:rPr>
+          <w:rFonts w:ascii="Times New Roman" w:hAnsi="Times New Roman" w:cs="Times New Roman"/>
+        </w:rPr>
+        <w:t>Describe both</w:t>
+      </w:r>
+      <w:r>
+        <w:rPr>
+          <w:rFonts w:ascii="Times New Roman" w:hAnsi="Times New Roman" w:cs="Times New Roman"/>
+        </w:rPr>
+        <w:t xml:space="preserve"> elasticity and plasticity</w:t>
+      </w:r>
+      <w:r>
+        <w:rPr>
+          <w:rFonts w:ascii="Times New Roman" w:hAnsi="Times New Roman" w:cs="Times New Roman"/>
+        </w:rPr>
+        <w:t xml:space="preserve">. </w:t>
       </w:r>
     </w:p>
     <w:p>
@@ -1285,7 +1494,7 @@
         <w:rPr>
           <w:rFonts w:ascii="Times New Roman" w:hAnsi="Times New Roman" w:cs="Times New Roman"/>
         </w:rPr>
-        <w:t>6</w:t>
+        <w:t>3</w:t>
       </w:r>
       <w:r>
         <w:rPr>
@@ -1298,12 +1507,6 @@
           <w:rFonts w:ascii="Times New Roman" w:hAnsi="Times New Roman" w:cs="Times New Roman"/>
         </w:rPr>
         <w:t xml:space="preserve">What three things must all fuel performance codes be able to do? </w:t>
-      </w:r>
-      <w:r>
-        <w:rPr>
-          <w:rFonts w:ascii="Times New Roman" w:hAnsi="Times New Roman" w:cs="Times New Roman"/>
-        </w:rPr>
-        <w:t>List two fuel performance codes currently being utilized.</w:t>
       </w:r>
     </w:p>
     <w:p>
@@ -1324,7 +1527,19 @@
         <w:rPr>
           <w:rFonts w:ascii="Times New Roman" w:hAnsi="Times New Roman" w:cs="Times New Roman"/>
         </w:rPr>
-        <w:t xml:space="preserve">(4 pts) </w:t>
+        <w:t>(</w:t>
+      </w:r>
+      <w:r>
+        <w:rPr>
+          <w:rFonts w:ascii="Times New Roman" w:hAnsi="Times New Roman" w:cs="Times New Roman"/>
+        </w:rPr>
+        <w:t>3</w:t>
+      </w:r>
+      <w:r>
+        <w:rPr>
+          <w:rFonts w:ascii="Times New Roman" w:hAnsi="Times New Roman" w:cs="Times New Roman"/>
+        </w:rPr>
+        <w:t xml:space="preserve"> pts) </w:t>
       </w:r>
       <w:r>
         <w:rPr>
@@ -1351,7 +1566,19 @@
         <w:rPr>
           <w:rFonts w:ascii="Times New Roman" w:hAnsi="Times New Roman" w:cs="Times New Roman"/>
         </w:rPr>
-        <w:t>(4 pts) How do grains form in the sintering process of fuel?</w:t>
+        <w:t>(</w:t>
+      </w:r>
+      <w:r>
+        <w:rPr>
+          <w:rFonts w:ascii="Times New Roman" w:hAnsi="Times New Roman" w:cs="Times New Roman"/>
+        </w:rPr>
+        <w:t>5</w:t>
+      </w:r>
+      <w:r>
+        <w:rPr>
+          <w:rFonts w:ascii="Times New Roman" w:hAnsi="Times New Roman" w:cs="Times New Roman"/>
+        </w:rPr>
+        <w:t xml:space="preserve"> pts) How do grains form in the sintering process of fuel?</w:t>
       </w:r>
     </w:p>
     <w:p>
@@ -1477,7 +1704,37 @@
         <w:rPr>
           <w:rFonts w:ascii="Times New Roman" w:hAnsi="Times New Roman" w:cs="Times New Roman"/>
         </w:rPr>
-        <w:t xml:space="preserve">(8 pts) What is the high burnup structure? What causes it to form? What are its impacts? </w:t>
+        <w:t>(4 pts) Does diffusion occur more quickly inside the grains, or on the grain boundaries? Why?</w:t>
+      </w:r>
+    </w:p>
+    <w:p>
+      <w:pPr>
+        <w:pStyle w:val="ListParagraph"/>
+        <w:numPr>
+          <w:ilvl w:val="0"/>
+          <w:numId w:val="11"/>
+        </w:numPr>
+        <w:rPr>
+          <w:rFonts w:ascii="Times New Roman" w:hAnsi="Times New Roman" w:cs="Times New Roman"/>
+        </w:rPr>
+      </w:pPr>
+      <w:r>
+        <w:rPr>
+          <w:rFonts w:ascii="Times New Roman" w:hAnsi="Times New Roman" w:cs="Times New Roman"/>
+        </w:rPr>
+        <w:t>(</w:t>
+      </w:r>
+      <w:r>
+        <w:rPr>
+          <w:rFonts w:ascii="Times New Roman" w:hAnsi="Times New Roman" w:cs="Times New Roman"/>
+        </w:rPr>
+        <w:t>4</w:t>
+      </w:r>
+      <w:r>
+        <w:rPr>
+          <w:rFonts w:ascii="Times New Roman" w:hAnsi="Times New Roman" w:cs="Times New Roman"/>
+        </w:rPr>
+        <w:t xml:space="preserve"> pts) What is a driving force for grain growth? What can impede grain growth?</w:t>
       </w:r>
     </w:p>
     <w:p>
@@ -2401,6 +2658,92 @@
     </w:lvl>
   </w:abstractNum>
   <w:abstractNum w:abstractNumId="10" w15:restartNumberingAfterBreak="0">
+    <w:nsid w:val="6D6D3E57"/>
+    <w:multiLevelType w:val="hybridMultilevel"/>
+    <w:tmpl w:val="BF3A85FC"/>
+    <w:lvl w:ilvl="0" w:tplc="0409000F">
+      <w:start w:val="1"/>
+      <w:numFmt w:val="decimal"/>
+      <w:lvlText w:val="%1."/>
+      <w:lvlJc w:val="left"/>
+      <w:pPr>
+        <w:ind w:left="720" w:hanging="360"/>
+      </w:pPr>
+    </w:lvl>
+    <w:lvl w:ilvl="1" w:tplc="04090019" w:tentative="1">
+      <w:start w:val="1"/>
+      <w:numFmt w:val="lowerLetter"/>
+      <w:lvlText w:val="%2."/>
+      <w:lvlJc w:val="left"/>
+      <w:pPr>
+        <w:ind w:left="1440" w:hanging="360"/>
+      </w:pPr>
+    </w:lvl>
+    <w:lvl w:ilvl="2" w:tplc="0409001B" w:tentative="1">
+      <w:start w:val="1"/>
+      <w:numFmt w:val="lowerRoman"/>
+      <w:lvlText w:val="%3."/>
+      <w:lvlJc w:val="right"/>
+      <w:pPr>
+        <w:ind w:left="2160" w:hanging="180"/>
+      </w:pPr>
+    </w:lvl>
+    <w:lvl w:ilvl="3" w:tplc="0409000F" w:tentative="1">
+      <w:start w:val="1"/>
+      <w:numFmt w:val="decimal"/>
+      <w:lvlText w:val="%4."/>
+      <w:lvlJc w:val="left"/>
+      <w:pPr>
+        <w:ind w:left="2880" w:hanging="360"/>
+      </w:pPr>
+    </w:lvl>
+    <w:lvl w:ilvl="4" w:tplc="04090019" w:tentative="1">
+      <w:start w:val="1"/>
+      <w:numFmt w:val="lowerLetter"/>
+      <w:lvlText w:val="%5."/>
+      <w:lvlJc w:val="left"/>
+      <w:pPr>
+        <w:ind w:left="3600" w:hanging="360"/>
+      </w:pPr>
+    </w:lvl>
+    <w:lvl w:ilvl="5" w:tplc="0409001B" w:tentative="1">
+      <w:start w:val="1"/>
+      <w:numFmt w:val="lowerRoman"/>
+      <w:lvlText w:val="%6."/>
+      <w:lvlJc w:val="right"/>
+      <w:pPr>
+        <w:ind w:left="4320" w:hanging="180"/>
+      </w:pPr>
+    </w:lvl>
+    <w:lvl w:ilvl="6" w:tplc="0409000F" w:tentative="1">
+      <w:start w:val="1"/>
+      <w:numFmt w:val="decimal"/>
+      <w:lvlText w:val="%7."/>
+      <w:lvlJc w:val="left"/>
+      <w:pPr>
+        <w:ind w:left="5040" w:hanging="360"/>
+      </w:pPr>
+    </w:lvl>
+    <w:lvl w:ilvl="7" w:tplc="04090019" w:tentative="1">
+      <w:start w:val="1"/>
+      <w:numFmt w:val="lowerLetter"/>
+      <w:lvlText w:val="%8."/>
+      <w:lvlJc w:val="left"/>
+      <w:pPr>
+        <w:ind w:left="5760" w:hanging="360"/>
+      </w:pPr>
+    </w:lvl>
+    <w:lvl w:ilvl="8" w:tplc="0409001B" w:tentative="1">
+      <w:start w:val="1"/>
+      <w:numFmt w:val="lowerRoman"/>
+      <w:lvlText w:val="%9."/>
+      <w:lvlJc w:val="right"/>
+      <w:pPr>
+        <w:ind w:left="6480" w:hanging="180"/>
+      </w:pPr>
+    </w:lvl>
+  </w:abstractNum>
+  <w:abstractNum w:abstractNumId="11" w15:restartNumberingAfterBreak="0">
     <w:nsid w:val="6FD51EC3"/>
     <w:multiLevelType w:val="hybridMultilevel"/>
     <w:tmpl w:val="F8E07278"/>
@@ -2489,7 +2832,7 @@
       </w:pPr>
     </w:lvl>
   </w:abstractNum>
-  <w:abstractNum w:abstractNumId="11" w15:restartNumberingAfterBreak="0">
+  <w:abstractNum w:abstractNumId="12" w15:restartNumberingAfterBreak="0">
     <w:nsid w:val="712F7763"/>
     <w:multiLevelType w:val="hybridMultilevel"/>
     <w:tmpl w:val="1924C06E"/>
@@ -2578,7 +2921,7 @@
       </w:pPr>
     </w:lvl>
   </w:abstractNum>
-  <w:abstractNum w:abstractNumId="12" w15:restartNumberingAfterBreak="0">
+  <w:abstractNum w:abstractNumId="13" w15:restartNumberingAfterBreak="0">
     <w:nsid w:val="733E61AC"/>
     <w:multiLevelType w:val="hybridMultilevel"/>
     <w:tmpl w:val="BF28D1E6"/>
@@ -2680,7 +3023,7 @@
     <w:abstractNumId w:val="4"/>
   </w:num>
   <w:num w:numId="5" w16cid:durableId="1011688214">
-    <w:abstractNumId w:val="10"/>
+    <w:abstractNumId w:val="11"/>
   </w:num>
   <w:num w:numId="6" w16cid:durableId="701319722">
     <w:abstractNumId w:val="5"/>
@@ -2689,7 +3032,7 @@
     <w:abstractNumId w:val="0"/>
   </w:num>
   <w:num w:numId="8" w16cid:durableId="1449277585">
-    <w:abstractNumId w:val="12"/>
+    <w:abstractNumId w:val="13"/>
   </w:num>
   <w:num w:numId="9" w16cid:durableId="1132213474">
     <w:abstractNumId w:val="7"/>
@@ -2701,10 +3044,13 @@
     <w:abstractNumId w:val="6"/>
   </w:num>
   <w:num w:numId="12" w16cid:durableId="1138181273">
-    <w:abstractNumId w:val="11"/>
+    <w:abstractNumId w:val="12"/>
   </w:num>
   <w:num w:numId="13" w16cid:durableId="531042017">
     <w:abstractNumId w:val="8"/>
+  </w:num>
+  <w:num w:numId="14" w16cid:durableId="681325550">
+    <w:abstractNumId w:val="10"/>
   </w:num>
 </w:numbering>
 </file>

--- a/Nuclear_Fuel_Performance/NE533_Spring2026/Module2/Exam2.docx
+++ b/Nuclear_Fuel_Performance/NE533_Spring2026/Module2/Exam2.docx
@@ -135,7 +135,13 @@
         <w:rPr>
           <w:rFonts w:ascii="Times New Roman" w:hAnsi="Times New Roman" w:cs="Times New Roman"/>
         </w:rPr>
-        <w:t xml:space="preserve">50 W/cm. </w:t>
+        <w:t>0</w:t>
+      </w:r>
+      <w:r>
+        <w:rPr>
+          <w:rFonts w:ascii="Times New Roman" w:hAnsi="Times New Roman" w:cs="Times New Roman"/>
+        </w:rPr>
+        <w:t xml:space="preserve">0 W/cm. </w:t>
       </w:r>
     </w:p>
     <w:p>
@@ -196,7 +202,19 @@
         <w:rPr>
           <w:rFonts w:ascii="Times New Roman" w:hAnsi="Times New Roman" w:cs="Times New Roman"/>
         </w:rPr>
-        <w:t>05</w:t>
+        <w:t>0</w:t>
+      </w:r>
+      <w:r>
+        <w:rPr>
+          <w:rFonts w:ascii="Times New Roman" w:hAnsi="Times New Roman" w:cs="Times New Roman"/>
+        </w:rPr>
+        <w:t>2</w:t>
+      </w:r>
+      <w:r>
+        <w:rPr>
+          <w:rFonts w:ascii="Times New Roman" w:hAnsi="Times New Roman" w:cs="Times New Roman"/>
+        </w:rPr>
+        <w:t>5</w:t>
       </w:r>
       <w:r>
         <w:rPr>
@@ -332,14 +350,21 @@
           <w:rFonts w:ascii="Times New Roman" w:eastAsiaTheme="minorEastAsia" w:hAnsi="Times New Roman" w:cs="Times New Roman"/>
           <w:color w:val="000000" w:themeColor="text1"/>
         </w:rPr>
-        <w:t>5</w:t>
+        <w:t>7</w:t>
       </w:r>
       <w:r>
         <w:rPr>
           <w:rFonts w:ascii="Times New Roman" w:eastAsiaTheme="minorEastAsia" w:hAnsi="Times New Roman" w:cs="Times New Roman"/>
           <w:color w:val="000000" w:themeColor="text1"/>
         </w:rPr>
-        <w:t xml:space="preserve">0 MPa, </w:t>
+        <w:t>5</w:t>
+      </w:r>
+      <w:r>
+        <w:rPr>
+          <w:rFonts w:ascii="Times New Roman" w:eastAsiaTheme="minorEastAsia" w:hAnsi="Times New Roman" w:cs="Times New Roman"/>
+          <w:color w:val="000000" w:themeColor="text1"/>
+        </w:rPr>
+        <w:t xml:space="preserve"> MPa, </w:t>
       </w:r>
       <w:r>
         <w:rPr>
@@ -379,13 +404,13 @@
         <w:rPr>
           <w:rFonts w:ascii="Times New Roman" w:hAnsi="Times New Roman" w:cs="Times New Roman"/>
         </w:rPr>
-        <w:t>(1</w:t>
-      </w:r>
-      <w:r>
-        <w:rPr>
-          <w:rFonts w:ascii="Times New Roman" w:hAnsi="Times New Roman" w:cs="Times New Roman"/>
-        </w:rPr>
-        <w:t>0</w:t>
+        <w:t>(</w:t>
+      </w:r>
+      <w:r>
+        <w:rPr>
+          <w:rFonts w:ascii="Times New Roman" w:hAnsi="Times New Roman" w:cs="Times New Roman"/>
+        </w:rPr>
+        <w:t>8</w:t>
       </w:r>
       <w:r>
         <w:rPr>
@@ -535,6 +560,12 @@
         <w:rPr>
           <w:rFonts w:ascii="Times New Roman" w:hAnsi="Times New Roman" w:cs="Times New Roman"/>
         </w:rPr>
+        <w:t>,</w:t>
+      </w:r>
+      <w:r>
+        <w:rPr>
+          <w:rFonts w:ascii="Times New Roman" w:hAnsi="Times New Roman" w:cs="Times New Roman"/>
+        </w:rPr>
         <w:t xml:space="preserve"> assuming a thick-walled cylinder. </w:t>
       </w:r>
     </w:p>
@@ -623,13 +654,13 @@
         <w:rPr>
           <w:rFonts w:ascii="Times New Roman" w:hAnsi="Times New Roman" w:cs="Times New Roman"/>
         </w:rPr>
-        <w:t xml:space="preserve"> = 0.5</w:t>
-      </w:r>
-      <w:r>
-        <w:rPr>
-          <w:rFonts w:ascii="Times New Roman" w:hAnsi="Times New Roman" w:cs="Times New Roman"/>
-        </w:rPr>
-        <w:t>2</w:t>
+        <w:t xml:space="preserve"> = 0.</w:t>
+      </w:r>
+      <w:r>
+        <w:rPr>
+          <w:rFonts w:ascii="Times New Roman" w:hAnsi="Times New Roman" w:cs="Times New Roman"/>
+        </w:rPr>
+        <w:t>48</w:t>
       </w:r>
       <w:r>
         <w:rPr>
@@ -668,7 +699,7 @@
         <w:rPr>
           <w:rFonts w:ascii="Times New Roman" w:hAnsi="Times New Roman" w:cs="Times New Roman"/>
         </w:rPr>
-        <w:t>5</w:t>
+        <w:t>8</w:t>
       </w:r>
       <w:r>
         <w:rPr>
@@ -767,7 +798,7 @@
         <w:rPr>
           <w:rFonts w:ascii="Times New Roman" w:hAnsi="Times New Roman" w:cs="Times New Roman"/>
         </w:rPr>
-        <w:t>4</w:t>
+        <w:t>3</w:t>
       </w:r>
       <w:r>
         <w:rPr>
@@ -833,7 +864,7 @@
         <w:rPr>
           <w:rFonts w:ascii="Times New Roman" w:hAnsi="Times New Roman" w:cs="Times New Roman"/>
         </w:rPr>
-        <w:t>175</w:t>
+        <w:t>250</w:t>
       </w:r>
       <w:r>
         <w:rPr>
@@ -973,13 +1004,13 @@
         <w:rPr>
           <w:rFonts w:ascii="Times New Roman" w:hAnsi="Times New Roman" w:cs="Times New Roman"/>
         </w:rPr>
-        <w:t>(1</w:t>
-      </w:r>
-      <w:r>
-        <w:rPr>
-          <w:rFonts w:ascii="Times New Roman" w:hAnsi="Times New Roman" w:cs="Times New Roman"/>
-        </w:rPr>
-        <w:t>0</w:t>
+        <w:t>(</w:t>
+      </w:r>
+      <w:r>
+        <w:rPr>
+          <w:rFonts w:ascii="Times New Roman" w:hAnsi="Times New Roman" w:cs="Times New Roman"/>
+        </w:rPr>
+        <w:t>6</w:t>
       </w:r>
       <w:r>
         <w:rPr>
@@ -1209,48 +1240,48 @@
         <w:rPr>
           <w:rFonts w:ascii="Times New Roman" w:hAnsi="Times New Roman" w:cs="Times New Roman"/>
         </w:rPr>
+        <w:t>8</w:t>
+      </w:r>
+      <w:r>
+        <w:rPr>
+          <w:rFonts w:ascii="Times New Roman" w:hAnsi="Times New Roman" w:cs="Times New Roman"/>
+        </w:rPr>
+        <w:t xml:space="preserve"> pts)</w:t>
+      </w:r>
+      <w:r>
+        <w:rPr>
+          <w:rFonts w:ascii="Times New Roman" w:hAnsi="Times New Roman" w:cs="Times New Roman"/>
+        </w:rPr>
+        <w:t xml:space="preserve"> </w:t>
+      </w:r>
+      <w:r>
+        <w:rPr>
+          <w:rFonts w:ascii="Times New Roman" w:hAnsi="Times New Roman" w:cs="Times New Roman"/>
+        </w:rPr>
+        <w:t xml:space="preserve">Determine the </w:t>
+      </w:r>
+      <w:r>
+        <w:rPr>
+          <w:rFonts w:ascii="Times New Roman" w:hAnsi="Times New Roman" w:cs="Times New Roman"/>
+        </w:rPr>
+        <w:t>densification. F</w:t>
+      </w:r>
+      <w:r>
+        <w:rPr>
+          <w:rFonts w:ascii="Times New Roman" w:hAnsi="Times New Roman" w:cs="Times New Roman"/>
+        </w:rPr>
+        <w:t xml:space="preserve">ission rate = </w:t>
+      </w:r>
+      <w:r>
+        <w:rPr>
+          <w:rFonts w:ascii="Times New Roman" w:hAnsi="Times New Roman" w:cs="Times New Roman"/>
+        </w:rPr>
         <w:t>6</w:t>
       </w:r>
       <w:r>
         <w:rPr>
           <w:rFonts w:ascii="Times New Roman" w:hAnsi="Times New Roman" w:cs="Times New Roman"/>
         </w:rPr>
-        <w:t xml:space="preserve"> pts)</w:t>
-      </w:r>
-      <w:r>
-        <w:rPr>
-          <w:rFonts w:ascii="Times New Roman" w:hAnsi="Times New Roman" w:cs="Times New Roman"/>
-        </w:rPr>
-        <w:t xml:space="preserve"> </w:t>
-      </w:r>
-      <w:r>
-        <w:rPr>
-          <w:rFonts w:ascii="Times New Roman" w:hAnsi="Times New Roman" w:cs="Times New Roman"/>
-        </w:rPr>
-        <w:t xml:space="preserve">Determine the </w:t>
-      </w:r>
-      <w:r>
-        <w:rPr>
-          <w:rFonts w:ascii="Times New Roman" w:hAnsi="Times New Roman" w:cs="Times New Roman"/>
-        </w:rPr>
-        <w:t>densification. F</w:t>
-      </w:r>
-      <w:r>
-        <w:rPr>
-          <w:rFonts w:ascii="Times New Roman" w:hAnsi="Times New Roman" w:cs="Times New Roman"/>
-        </w:rPr>
-        <w:t xml:space="preserve">ission rate = </w:t>
-      </w:r>
-      <w:r>
-        <w:rPr>
-          <w:rFonts w:ascii="Times New Roman" w:hAnsi="Times New Roman" w:cs="Times New Roman"/>
-        </w:rPr>
-        <w:t>6</w:t>
-      </w:r>
-      <w:r>
-        <w:rPr>
-          <w:rFonts w:ascii="Times New Roman" w:hAnsi="Times New Roman" w:cs="Times New Roman"/>
-        </w:rPr>
         <w:t>x10</w:t>
       </w:r>
       <w:r>
@@ -1315,7 +1346,14 @@
         <w:rPr>
           <w:rFonts w:ascii="Times New Roman" w:hAnsi="Times New Roman" w:cs="Times New Roman"/>
         </w:rPr>
-        <w:t>, B</w:t>
+        <w:t xml:space="preserve">, </w:t>
+      </w:r>
+      <w:proofErr w:type="spellStart"/>
+      <w:r>
+        <w:rPr>
+          <w:rFonts w:ascii="Symbol" w:hAnsi="Symbol" w:cs="Times New Roman"/>
+        </w:rPr>
+        <w:t>b</w:t>
       </w:r>
       <w:r>
         <w:rPr>
@@ -1324,6 +1362,7 @@
         </w:rPr>
         <w:t>D</w:t>
       </w:r>
+      <w:proofErr w:type="spellEnd"/>
       <w:r>
         <w:rPr>
           <w:rFonts w:ascii="Times New Roman" w:hAnsi="Times New Roman" w:cs="Times New Roman"/>
@@ -1381,7 +1420,26 @@
         <w:rPr>
           <w:rFonts w:ascii="Times New Roman" w:hAnsi="Times New Roman" w:cs="Times New Roman"/>
         </w:rPr>
-        <w:t xml:space="preserve">0 days. </w:t>
+        <w:t xml:space="preserve"> days. </w:t>
+      </w:r>
+      <w:r>
+        <w:rPr>
+          <w:rFonts w:ascii="Times New Roman" w:hAnsi="Times New Roman" w:cs="Times New Roman"/>
+        </w:rPr>
+        <w:t>Assume C</w:t>
+      </w:r>
+      <w:r>
+        <w:rPr>
+          <w:rFonts w:ascii="Times New Roman" w:hAnsi="Times New Roman" w:cs="Times New Roman"/>
+          <w:vertAlign w:val="subscript"/>
+        </w:rPr>
+        <w:t>D</w:t>
+      </w:r>
+      <w:r>
+        <w:rPr>
+          <w:rFonts w:ascii="Times New Roman" w:hAnsi="Times New Roman" w:cs="Times New Roman"/>
+        </w:rPr>
+        <w:t xml:space="preserve"> =1. </w:t>
       </w:r>
     </w:p>
     <w:p>
@@ -1419,7 +1477,7 @@
         <w:rPr>
           <w:rFonts w:ascii="Times New Roman" w:hAnsi="Times New Roman" w:cs="Times New Roman"/>
         </w:rPr>
-        <w:t>5</w:t>
+        <w:t>4</w:t>
       </w:r>
       <w:r>
         <w:rPr>
@@ -1533,19 +1591,13 @@
         <w:rPr>
           <w:rFonts w:ascii="Times New Roman" w:hAnsi="Times New Roman" w:cs="Times New Roman"/>
         </w:rPr>
-        <w:t>3</w:t>
-      </w:r>
-      <w:r>
-        <w:rPr>
-          <w:rFonts w:ascii="Times New Roman" w:hAnsi="Times New Roman" w:cs="Times New Roman"/>
-        </w:rPr>
-        <w:t xml:space="preserve"> pts) </w:t>
-      </w:r>
-      <w:r>
-        <w:rPr>
-          <w:rFonts w:ascii="Times New Roman" w:hAnsi="Times New Roman" w:cs="Times New Roman"/>
-        </w:rPr>
-        <w:t xml:space="preserve">Provide an example of a 0-D defect. Provide an example of a 3-D defect. </w:t>
+        <w:t>5</w:t>
+      </w:r>
+      <w:r>
+        <w:rPr>
+          <w:rFonts w:ascii="Times New Roman" w:hAnsi="Times New Roman" w:cs="Times New Roman"/>
+        </w:rPr>
+        <w:t xml:space="preserve"> pts) How do grains form in the sintering process of fuel?</w:t>
       </w:r>
     </w:p>
     <w:p>
@@ -1555,9 +1607,6 @@
           <w:ilvl w:val="0"/>
           <w:numId w:val="11"/>
         </w:numPr>
-        <w:autoSpaceDE w:val="0"/>
-        <w:autoSpaceDN w:val="0"/>
-        <w:adjustRightInd w:val="0"/>
         <w:rPr>
           <w:rFonts w:ascii="Times New Roman" w:hAnsi="Times New Roman" w:cs="Times New Roman"/>
         </w:rPr>
@@ -1572,13 +1621,37 @@
         <w:rPr>
           <w:rFonts w:ascii="Times New Roman" w:hAnsi="Times New Roman" w:cs="Times New Roman"/>
         </w:rPr>
-        <w:t>5</w:t>
-      </w:r>
-      <w:r>
-        <w:rPr>
-          <w:rFonts w:ascii="Times New Roman" w:hAnsi="Times New Roman" w:cs="Times New Roman"/>
-        </w:rPr>
-        <w:t xml:space="preserve"> pts) How do grains form in the sintering process of fuel?</w:t>
+        <w:t>8</w:t>
+      </w:r>
+      <w:r>
+        <w:rPr>
+          <w:rFonts w:ascii="Times New Roman" w:hAnsi="Times New Roman" w:cs="Times New Roman"/>
+        </w:rPr>
+        <w:t xml:space="preserve"> pts) </w:t>
+      </w:r>
+      <w:r>
+        <w:rPr>
+          <w:rFonts w:ascii="Times New Roman" w:hAnsi="Times New Roman" w:cs="Times New Roman"/>
+        </w:rPr>
+        <w:t>Describe the concept of microstructure-based</w:t>
+      </w:r>
+      <w:r>
+        <w:rPr>
+          <w:rFonts w:ascii="Times New Roman" w:hAnsi="Times New Roman" w:cs="Times New Roman"/>
+        </w:rPr>
+        <w:t xml:space="preserve"> (mechanistic)</w:t>
+      </w:r>
+      <w:r>
+        <w:rPr>
+          <w:rFonts w:ascii="Times New Roman" w:hAnsi="Times New Roman" w:cs="Times New Roman"/>
+        </w:rPr>
+        <w:t xml:space="preserve"> fuel performance modeling and why it is beneficial.</w:t>
+      </w:r>
+      <w:r>
+        <w:rPr>
+          <w:rFonts w:ascii="Times New Roman" w:hAnsi="Times New Roman" w:cs="Times New Roman"/>
+        </w:rPr>
+        <w:t xml:space="preserve"> </w:t>
       </w:r>
     </w:p>
     <w:p>
@@ -1602,37 +1675,37 @@
         <w:rPr>
           <w:rFonts w:ascii="Times New Roman" w:hAnsi="Times New Roman" w:cs="Times New Roman"/>
         </w:rPr>
-        <w:t>8</w:t>
-      </w:r>
-      <w:r>
-        <w:rPr>
-          <w:rFonts w:ascii="Times New Roman" w:hAnsi="Times New Roman" w:cs="Times New Roman"/>
-        </w:rPr>
-        <w:t xml:space="preserve"> pts) </w:t>
-      </w:r>
-      <w:r>
-        <w:rPr>
-          <w:rFonts w:ascii="Times New Roman" w:hAnsi="Times New Roman" w:cs="Times New Roman"/>
-        </w:rPr>
-        <w:t>Describe the concept of microstructure-based</w:t>
-      </w:r>
-      <w:r>
-        <w:rPr>
-          <w:rFonts w:ascii="Times New Roman" w:hAnsi="Times New Roman" w:cs="Times New Roman"/>
-        </w:rPr>
-        <w:t xml:space="preserve"> (mechanistic)</w:t>
-      </w:r>
-      <w:r>
-        <w:rPr>
-          <w:rFonts w:ascii="Times New Roman" w:hAnsi="Times New Roman" w:cs="Times New Roman"/>
-        </w:rPr>
-        <w:t xml:space="preserve"> fuel performance modeling and why it is beneficial.</w:t>
-      </w:r>
-      <w:r>
-        <w:rPr>
-          <w:rFonts w:ascii="Times New Roman" w:hAnsi="Times New Roman" w:cs="Times New Roman"/>
-        </w:rPr>
-        <w:t xml:space="preserve"> </w:t>
+        <w:t xml:space="preserve">8 </w:t>
+      </w:r>
+      <w:r>
+        <w:rPr>
+          <w:rFonts w:ascii="Times New Roman" w:hAnsi="Times New Roman" w:cs="Times New Roman"/>
+        </w:rPr>
+        <w:t xml:space="preserve">pts) </w:t>
+      </w:r>
+      <w:r>
+        <w:rPr>
+          <w:rFonts w:ascii="Times New Roman" w:hAnsi="Times New Roman" w:cs="Times New Roman"/>
+        </w:rPr>
+        <w:t>What is meant by microstructure</w:t>
+      </w:r>
+      <w:r>
+        <w:rPr>
+          <w:rFonts w:ascii="Times New Roman" w:hAnsi="Times New Roman" w:cs="Times New Roman"/>
+        </w:rPr>
+        <w:t>? Given an example of a processing technique and the impact it has on the microstructure</w:t>
+      </w:r>
+      <w:r>
+        <w:rPr>
+          <w:rFonts w:ascii="Times New Roman" w:hAnsi="Times New Roman" w:cs="Times New Roman"/>
+        </w:rPr>
+        <w:t xml:space="preserve"> and related properties</w:t>
+      </w:r>
+      <w:r>
+        <w:rPr>
+          <w:rFonts w:ascii="Times New Roman" w:hAnsi="Times New Roman" w:cs="Times New Roman"/>
+        </w:rPr>
+        <w:t>.</w:t>
       </w:r>
     </w:p>
     <w:p>
@@ -1650,43 +1723,7 @@
         <w:rPr>
           <w:rFonts w:ascii="Times New Roman" w:hAnsi="Times New Roman" w:cs="Times New Roman"/>
         </w:rPr>
-        <w:t>(</w:t>
-      </w:r>
-      <w:r>
-        <w:rPr>
-          <w:rFonts w:ascii="Times New Roman" w:hAnsi="Times New Roman" w:cs="Times New Roman"/>
-        </w:rPr>
-        <w:t xml:space="preserve">8 </w:t>
-      </w:r>
-      <w:r>
-        <w:rPr>
-          <w:rFonts w:ascii="Times New Roman" w:hAnsi="Times New Roman" w:cs="Times New Roman"/>
-        </w:rPr>
-        <w:t xml:space="preserve">pts) </w:t>
-      </w:r>
-      <w:r>
-        <w:rPr>
-          <w:rFonts w:ascii="Times New Roman" w:hAnsi="Times New Roman" w:cs="Times New Roman"/>
-        </w:rPr>
-        <w:t>What is meant by microstructure</w:t>
-      </w:r>
-      <w:r>
-        <w:rPr>
-          <w:rFonts w:ascii="Times New Roman" w:hAnsi="Times New Roman" w:cs="Times New Roman"/>
-        </w:rPr>
-        <w:t>? Given an example of a processing technique and the impact it has on the microstructure</w:t>
-      </w:r>
-      <w:r>
-        <w:rPr>
-          <w:rFonts w:ascii="Times New Roman" w:hAnsi="Times New Roman" w:cs="Times New Roman"/>
-        </w:rPr>
-        <w:t xml:space="preserve"> and related properties</w:t>
-      </w:r>
-      <w:r>
-        <w:rPr>
-          <w:rFonts w:ascii="Times New Roman" w:hAnsi="Times New Roman" w:cs="Times New Roman"/>
-        </w:rPr>
-        <w:t>.</w:t>
+        <w:t>(4 pts) Does diffusion occur more quickly inside the grains or on the grain boundaries? Why?</w:t>
       </w:r>
     </w:p>
     <w:p>
@@ -1704,7 +1741,19 @@
         <w:rPr>
           <w:rFonts w:ascii="Times New Roman" w:hAnsi="Times New Roman" w:cs="Times New Roman"/>
         </w:rPr>
-        <w:t>(4 pts) Does diffusion occur more quickly inside the grains, or on the grain boundaries? Why?</w:t>
+        <w:t>(</w:t>
+      </w:r>
+      <w:r>
+        <w:rPr>
+          <w:rFonts w:ascii="Times New Roman" w:hAnsi="Times New Roman" w:cs="Times New Roman"/>
+        </w:rPr>
+        <w:t>6</w:t>
+      </w:r>
+      <w:r>
+        <w:rPr>
+          <w:rFonts w:ascii="Times New Roman" w:hAnsi="Times New Roman" w:cs="Times New Roman"/>
+        </w:rPr>
+        <w:t xml:space="preserve"> pts) What is a driving force for grain growth? What can impede grain growth?</w:t>
       </w:r>
     </w:p>
     <w:p>
@@ -1722,20 +1771,16 @@
         <w:rPr>
           <w:rFonts w:ascii="Times New Roman" w:hAnsi="Times New Roman" w:cs="Times New Roman"/>
         </w:rPr>
-        <w:t>(</w:t>
-      </w:r>
-      <w:r>
-        <w:rPr>
-          <w:rFonts w:ascii="Times New Roman" w:hAnsi="Times New Roman" w:cs="Times New Roman"/>
-        </w:rPr>
-        <w:t>4</w:t>
-      </w:r>
-      <w:r>
-        <w:rPr>
-          <w:rFonts w:ascii="Times New Roman" w:hAnsi="Times New Roman" w:cs="Times New Roman"/>
-        </w:rPr>
-        <w:t xml:space="preserve"> pts) What is a driving force for grain growth? What can impede grain growth?</w:t>
-      </w:r>
+        <w:t xml:space="preserve">(6 pts) Why does fuel densify? Describe this process. </w:t>
+      </w:r>
+    </w:p>
+    <w:p>
+      <w:pPr>
+        <w:ind w:left="360"/>
+        <w:rPr>
+          <w:rFonts w:ascii="Times New Roman" w:hAnsi="Times New Roman" w:cs="Times New Roman"/>
+        </w:rPr>
+      </w:pPr>
     </w:p>
     <w:p>
       <w:pPr>
